--- a/public/2026/seq05/FICHE_S5-A06_Atelier3DLaser_5eme.docx
+++ b/public/2026/seq05/FICHE_S5-A06_Atelier3DLaser_5eme.docx
@@ -279,7 +279,7 @@
     </w:tbl>
     <w:p>
       <w:pPr>
-        <w:spacing w:after="60"/>
+        <w:spacing w:after="96"/>
       </w:pPr>
     </w:p>
     <w:tbl>
@@ -329,8 +329,8 @@
                 <w:bCs w:val="false"/>
                 <w:i w:val="false"/>
                 <w:iCs w:val="false"/>
-                <w:sz w:val="16"/>
-                <w:szCs w:val="16"/>
+                <w:sz w:val="24"/>
+                <w:szCs w:val="24"/>
               </w:rPr>
               <w:t xml:space="preserve">NOM : </w:t>
             </w:r>
@@ -364,8 +364,8 @@
                 <w:bCs w:val="false"/>
                 <w:i w:val="false"/>
                 <w:iCs w:val="false"/>
-                <w:sz w:val="16"/>
-                <w:szCs w:val="16"/>
+                <w:sz w:val="24"/>
+                <w:szCs w:val="24"/>
               </w:rPr>
               <w:t xml:space="preserve">PRÉNOM : </w:t>
             </w:r>
@@ -399,8 +399,8 @@
                 <w:bCs w:val="false"/>
                 <w:i w:val="false"/>
                 <w:iCs w:val="false"/>
-                <w:sz w:val="16"/>
-                <w:szCs w:val="16"/>
+                <w:sz w:val="24"/>
+                <w:szCs w:val="24"/>
               </w:rPr>
               <w:t xml:space="preserve">CLASSE : </w:t>
             </w:r>
@@ -434,8 +434,8 @@
                 <w:bCs w:val="false"/>
                 <w:i w:val="false"/>
                 <w:iCs w:val="false"/>
-                <w:sz w:val="16"/>
-                <w:szCs w:val="16"/>
+                <w:sz w:val="24"/>
+                <w:szCs w:val="24"/>
               </w:rPr>
               <w:t xml:space="preserve">MAISON : </w:t>
             </w:r>
@@ -445,7 +445,7 @@
     </w:tbl>
     <w:p>
       <w:pPr>
-        <w:spacing w:after="80"/>
+        <w:spacing w:after="128"/>
       </w:pPr>
     </w:p>
     <w:tbl>
@@ -494,8 +494,8 @@
                 <w:bCs/>
                 <w:i w:val="false"/>
                 <w:iCs w:val="false"/>
-                <w:sz w:val="24"/>
-                <w:szCs w:val="24"/>
+                <w:sz w:val="32"/>
+                <w:szCs w:val="32"/>
               </w:rPr>
               <w:t xml:space="preserve">L'ATELIER DE FABRICATION : IMPRIMANTE 3D ET DÉCOUPE LASER</w:t>
             </w:r>
@@ -505,7 +505,7 @@
     </w:tbl>
     <w:p>
       <w:pPr>
-        <w:spacing w:after="80"/>
+        <w:spacing w:after="128"/>
       </w:pPr>
     </w:p>
     <w:tbl>
@@ -543,17 +543,17 @@
           </w:tcPr>
           <w:p>
             <w:pPr>
-              <w:spacing w:after="60"/>
-            </w:pPr>
-            <w:r>
-              <w:rPr>
-                <w:rFonts w:ascii="Arial" w:cs="Arial" w:eastAsia="Arial" w:hAnsi="Arial"/>
-                <w:b w:val="false"/>
-                <w:bCs w:val="false"/>
-                <w:i w:val="false"/>
-                <w:iCs w:val="false"/>
-                <w:sz w:val="16"/>
-                <w:szCs w:val="16"/>
+              <w:spacing w:after="96"/>
+            </w:pPr>
+            <w:r>
+              <w:rPr>
+                <w:rFonts w:ascii="Arial" w:cs="Arial" w:eastAsia="Arial" w:hAnsi="Arial"/>
+                <w:b w:val="false"/>
+                <w:bCs w:val="false"/>
+                <w:i w:val="false"/>
+                <w:iCs w:val="false"/>
+                <w:sz w:val="24"/>
+                <w:szCs w:val="24"/>
               </w:rPr>
               <w:t xml:space="preserve">Dernière étape du bureau d'études : l'atelier. Aujourd'hui, les machines travaillent sous tes yeux : l'imprimante 3D fabrique du mobilier miniature pour vos maquettes, la découpeuse laser des façades.</w:t>
             </w:r>
@@ -569,8 +569,8 @@
                 <w:bCs/>
                 <w:i/>
                 <w:iCs/>
-                <w:sz w:val="16"/>
-                <w:szCs w:val="16"/>
+                <w:sz w:val="24"/>
+                <w:szCs w:val="24"/>
               </w:rPr>
               <w:t xml:space="preserve">❓ Comment une machine fabrique-t-elle un objet à partir d'un simple fichier ?</w:t>
             </w:r>
@@ -580,7 +580,7 @@
     </w:tbl>
     <w:p>
       <w:pPr>
-        <w:spacing w:after="80"/>
+        <w:spacing w:after="128"/>
       </w:pPr>
     </w:p>
     <w:tbl>
@@ -628,8 +628,8 @@
                 <w:bCs/>
                 <w:i w:val="false"/>
                 <w:iCs w:val="false"/>
-                <w:sz w:val="18"/>
-                <w:szCs w:val="18"/>
+                <w:sz w:val="26"/>
+                <w:szCs w:val="26"/>
               </w:rPr>
               <w:t xml:space="preserve">PARTIE 1 — Démo n°1 : l'imprimante 3D  (observe et complète)</w:t>
             </w:r>
@@ -639,7 +639,7 @@
     </w:tbl>
     <w:p>
       <w:pPr>
-        <w:spacing w:after="40"/>
+        <w:spacing w:after="64"/>
       </w:pPr>
     </w:p>
     <w:tbl>
@@ -688,8 +688,8 @@
                 <w:bCs/>
                 <w:i w:val="false"/>
                 <w:iCs w:val="false"/>
-                <w:sz w:val="16"/>
-                <w:szCs w:val="16"/>
+                <w:sz w:val="24"/>
+                <w:szCs w:val="24"/>
               </w:rPr>
               <w:t xml:space="preserve">Observation</w:t>
             </w:r>
@@ -724,8 +724,8 @@
                 <w:bCs/>
                 <w:i w:val="false"/>
                 <w:iCs w:val="false"/>
-                <w:sz w:val="16"/>
-                <w:szCs w:val="16"/>
+                <w:sz w:val="24"/>
+                <w:szCs w:val="24"/>
               </w:rPr>
               <w:t xml:space="preserve">Ce que je note</w:t>
             </w:r>
@@ -761,8 +761,8 @@
                 <w:bCs w:val="false"/>
                 <w:i w:val="false"/>
                 <w:iCs w:val="false"/>
-                <w:sz w:val="16"/>
-                <w:szCs w:val="16"/>
+                <w:sz w:val="24"/>
+                <w:szCs w:val="24"/>
               </w:rPr>
               <w:t xml:space="preserve">La matière utilisée</w:t>
             </w:r>
@@ -796,10 +796,10 @@
                 <w:bCs w:val="false"/>
                 <w:i w:val="false"/>
                 <w:iCs w:val="false"/>
-                <w:sz w:val="16"/>
-                <w:szCs w:val="16"/>
-              </w:rPr>
-              <w:t xml:space="preserve">Un fil de plastique appelé ...................... , fondu par la buse chaude.</w:t>
+                <w:sz w:val="24"/>
+                <w:szCs w:val="24"/>
+              </w:rPr>
+              <w:t xml:space="preserve">Un fil de plastique appelé .......... , fondu par la buse chaude.</w:t>
             </w:r>
           </w:p>
         </w:tc>
@@ -833,8 +833,8 @@
                 <w:bCs w:val="false"/>
                 <w:i w:val="false"/>
                 <w:iCs w:val="false"/>
-                <w:sz w:val="16"/>
-                <w:szCs w:val="16"/>
+                <w:sz w:val="24"/>
+                <w:szCs w:val="24"/>
               </w:rPr>
               <w:t xml:space="preserve">Comment la pièce se forme</w:t>
             </w:r>
@@ -868,10 +868,10 @@
                 <w:bCs w:val="false"/>
                 <w:i w:val="false"/>
                 <w:iCs w:val="false"/>
-                <w:sz w:val="16"/>
-                <w:szCs w:val="16"/>
-              </w:rPr>
-              <w:t xml:space="preserve">Par dépôt de ............................ successives, de bas en haut.</w:t>
+                <w:sz w:val="24"/>
+                <w:szCs w:val="24"/>
+              </w:rPr>
+              <w:t xml:space="preserve">Par dépôt de .............. successives, de bas en haut.</w:t>
             </w:r>
           </w:p>
         </w:tc>
@@ -905,8 +905,8 @@
                 <w:bCs w:val="false"/>
                 <w:i w:val="false"/>
                 <w:iCs w:val="false"/>
-                <w:sz w:val="16"/>
-                <w:szCs w:val="16"/>
+                <w:sz w:val="24"/>
+                <w:szCs w:val="24"/>
               </w:rPr>
               <w:t xml:space="preserve">Le nom de ce procédé</w:t>
             </w:r>
@@ -940,10 +940,10 @@
                 <w:bCs w:val="false"/>
                 <w:i w:val="false"/>
                 <w:iCs w:val="false"/>
-                <w:sz w:val="16"/>
-                <w:szCs w:val="16"/>
-              </w:rPr>
-              <w:t xml:space="preserve">Fabrication ............................ (on AJOUTE de la matière).</w:t>
+                <w:sz w:val="24"/>
+                <w:szCs w:val="24"/>
+              </w:rPr>
+              <w:t xml:space="preserve">Fabrication .............. (on AJOUTE de la matière).</w:t>
             </w:r>
           </w:p>
         </w:tc>
@@ -977,8 +977,8 @@
                 <w:bCs w:val="false"/>
                 <w:i w:val="false"/>
                 <w:iCs w:val="false"/>
-                <w:sz w:val="16"/>
-                <w:szCs w:val="16"/>
+                <w:sz w:val="24"/>
+                <w:szCs w:val="24"/>
               </w:rPr>
               <w:t xml:space="preserve">Sa limite observée</w:t>
             </w:r>
@@ -1012,10 +1012,10 @@
                 <w:bCs w:val="false"/>
                 <w:i w:val="false"/>
                 <w:iCs w:val="false"/>
-                <w:sz w:val="16"/>
-                <w:szCs w:val="16"/>
-              </w:rPr>
-              <w:t xml:space="preserve">C'est ............................ (la pièce met de longues minutes à sortir).</w:t>
+                <w:sz w:val="24"/>
+                <w:szCs w:val="24"/>
+              </w:rPr>
+              <w:t xml:space="preserve">C'est .............. (la pièce met de longues minutes à sortir).</w:t>
             </w:r>
           </w:p>
         </w:tc>
@@ -1023,7 +1023,7 @@
     </w:tbl>
     <w:p>
       <w:pPr>
-        <w:spacing w:after="50"/>
+        <w:spacing w:after="80"/>
       </w:pPr>
     </w:p>
     <w:tbl>
@@ -1071,8 +1071,8 @@
                 <w:bCs/>
                 <w:i w:val="false"/>
                 <w:iCs w:val="false"/>
-                <w:sz w:val="18"/>
-                <w:szCs w:val="18"/>
+                <w:sz w:val="26"/>
+                <w:szCs w:val="26"/>
               </w:rPr>
               <w:t xml:space="preserve">PARTIE 2 — Démo n°2 : la découpeuse laser</w:t>
             </w:r>
@@ -1082,7 +1082,7 @@
     </w:tbl>
     <w:p>
       <w:pPr>
-        <w:spacing w:after="40"/>
+        <w:spacing w:after="64"/>
       </w:pPr>
     </w:p>
     <w:tbl>
@@ -1131,8 +1131,8 @@
                 <w:bCs/>
                 <w:i w:val="false"/>
                 <w:iCs w:val="false"/>
-                <w:sz w:val="16"/>
-                <w:szCs w:val="16"/>
+                <w:sz w:val="24"/>
+                <w:szCs w:val="24"/>
               </w:rPr>
               <w:t xml:space="preserve">Observation</w:t>
             </w:r>
@@ -1167,8 +1167,8 @@
                 <w:bCs/>
                 <w:i w:val="false"/>
                 <w:iCs w:val="false"/>
-                <w:sz w:val="16"/>
-                <w:szCs w:val="16"/>
+                <w:sz w:val="24"/>
+                <w:szCs w:val="24"/>
               </w:rPr>
               <w:t xml:space="preserve">Ce que je note</w:t>
             </w:r>
@@ -1204,8 +1204,8 @@
                 <w:bCs w:val="false"/>
                 <w:i w:val="false"/>
                 <w:iCs w:val="false"/>
-                <w:sz w:val="16"/>
-                <w:szCs w:val="16"/>
+                <w:sz w:val="24"/>
+                <w:szCs w:val="24"/>
               </w:rPr>
               <w:t xml:space="preserve">Ce que fait le faisceau</w:t>
             </w:r>
@@ -1239,10 +1239,10 @@
                 <w:bCs w:val="false"/>
                 <w:i w:val="false"/>
                 <w:iCs w:val="false"/>
-                <w:sz w:val="16"/>
-                <w:szCs w:val="16"/>
-              </w:rPr>
-              <w:t xml:space="preserve">Il ............................ la matière en suivant le dessin (2D).</w:t>
+                <w:sz w:val="24"/>
+                <w:szCs w:val="24"/>
+              </w:rPr>
+              <w:t xml:space="preserve">Il .............. la matière en suivant le dessin (2D).</w:t>
             </w:r>
           </w:p>
         </w:tc>
@@ -1276,8 +1276,8 @@
                 <w:bCs w:val="false"/>
                 <w:i w:val="false"/>
                 <w:iCs w:val="false"/>
-                <w:sz w:val="16"/>
-                <w:szCs w:val="16"/>
+                <w:sz w:val="24"/>
+                <w:szCs w:val="24"/>
               </w:rPr>
               <w:t xml:space="preserve">Le nom de ce procédé</w:t>
             </w:r>
@@ -1311,10 +1311,10 @@
                 <w:bCs w:val="false"/>
                 <w:i w:val="false"/>
                 <w:iCs w:val="false"/>
-                <w:sz w:val="16"/>
-                <w:szCs w:val="16"/>
-              </w:rPr>
-              <w:t xml:space="preserve">Fabrication ............................ (on ENLÈVE de la matière).</w:t>
+                <w:sz w:val="24"/>
+                <w:szCs w:val="24"/>
+              </w:rPr>
+              <w:t xml:space="preserve">Fabrication .............. (on ENLÈVE de la matière).</w:t>
             </w:r>
           </w:p>
         </w:tc>
@@ -1348,8 +1348,8 @@
                 <w:bCs w:val="false"/>
                 <w:i w:val="false"/>
                 <w:iCs w:val="false"/>
-                <w:sz w:val="16"/>
-                <w:szCs w:val="16"/>
+                <w:sz w:val="24"/>
+                <w:szCs w:val="24"/>
               </w:rPr>
               <w:t xml:space="preserve">Règle de sécurité n°1</w:t>
             </w:r>
@@ -1383,10 +1383,10 @@
                 <w:bCs w:val="false"/>
                 <w:i w:val="false"/>
                 <w:iCs w:val="false"/>
-                <w:sz w:val="16"/>
-                <w:szCs w:val="16"/>
-              </w:rPr>
-              <w:t xml:space="preserve">Ne JAMAIS ............................ le capot pendant la découpe.</w:t>
+                <w:sz w:val="24"/>
+                <w:szCs w:val="24"/>
+              </w:rPr>
+              <w:t xml:space="preserve">Ne JAMAIS .............. le capot pendant la découpe.</w:t>
             </w:r>
           </w:p>
         </w:tc>
@@ -1420,8 +1420,8 @@
                 <w:bCs w:val="false"/>
                 <w:i w:val="false"/>
                 <w:iCs w:val="false"/>
-                <w:sz w:val="16"/>
-                <w:szCs w:val="16"/>
+                <w:sz w:val="24"/>
+                <w:szCs w:val="24"/>
               </w:rPr>
               <w:t xml:space="preserve">Règle de sécurité n°2</w:t>
             </w:r>
@@ -1455,10 +1455,10 @@
                 <w:bCs w:val="false"/>
                 <w:i w:val="false"/>
                 <w:iCs w:val="false"/>
-                <w:sz w:val="16"/>
-                <w:szCs w:val="16"/>
-              </w:rPr>
-              <w:t xml:space="preserve">L'............................ des fumées doit toujours fonctionner.</w:t>
+                <w:sz w:val="24"/>
+                <w:szCs w:val="24"/>
+              </w:rPr>
+              <w:t xml:space="preserve">L'.............. des fumées doit toujours fonctionner.</w:t>
             </w:r>
           </w:p>
         </w:tc>
@@ -1466,7 +1466,7 @@
     </w:tbl>
     <w:p>
       <w:pPr>
-        <w:spacing w:after="50"/>
+        <w:spacing w:after="80"/>
       </w:pPr>
     </w:p>
     <w:tbl>
@@ -1514,8 +1514,8 @@
                 <w:bCs/>
                 <w:i w:val="false"/>
                 <w:iCs w:val="false"/>
-                <w:sz w:val="18"/>
-                <w:szCs w:val="18"/>
+                <w:sz w:val="26"/>
+                <w:szCs w:val="26"/>
               </w:rPr>
               <w:t xml:space="preserve">PARTIE 3 — Je compare les deux procédés + expo des maquettes</w:t>
             </w:r>
@@ -1525,7 +1525,7 @@
     </w:tbl>
     <w:p>
       <w:pPr>
-        <w:spacing w:after="40"/>
+        <w:spacing w:after="64"/>
       </w:pPr>
     </w:p>
     <w:tbl>
@@ -1575,8 +1575,8 @@
                 <w:bCs/>
                 <w:i w:val="false"/>
                 <w:iCs w:val="false"/>
-                <w:sz w:val="16"/>
-                <w:szCs w:val="16"/>
+                <w:sz w:val="24"/>
+                <w:szCs w:val="24"/>
               </w:rPr>
               <w:t xml:space="preserve">Critère</w:t>
             </w:r>
@@ -1611,8 +1611,8 @@
                 <w:bCs/>
                 <w:i w:val="false"/>
                 <w:iCs w:val="false"/>
-                <w:sz w:val="16"/>
-                <w:szCs w:val="16"/>
+                <w:sz w:val="24"/>
+                <w:szCs w:val="24"/>
               </w:rPr>
               <w:t xml:space="preserve">Imprimante 3D</w:t>
             </w:r>
@@ -1647,8 +1647,8 @@
                 <w:bCs/>
                 <w:i w:val="false"/>
                 <w:iCs w:val="false"/>
-                <w:sz w:val="16"/>
-                <w:szCs w:val="16"/>
+                <w:sz w:val="24"/>
+                <w:szCs w:val="24"/>
               </w:rPr>
               <w:t xml:space="preserve">Découpe laser</w:t>
             </w:r>
@@ -1684,8 +1684,8 @@
                 <w:bCs w:val="false"/>
                 <w:i w:val="false"/>
                 <w:iCs w:val="false"/>
-                <w:sz w:val="16"/>
-                <w:szCs w:val="16"/>
+                <w:sz w:val="24"/>
+                <w:szCs w:val="24"/>
               </w:rPr>
               <w:t xml:space="preserve">Ajoute ou enlève la matière ?</w:t>
             </w:r>
@@ -1719,10 +1719,10 @@
                 <w:bCs w:val="false"/>
                 <w:i w:val="false"/>
                 <w:iCs w:val="false"/>
-                <w:sz w:val="16"/>
-                <w:szCs w:val="16"/>
-              </w:rPr>
-              <w:t xml:space="preserve">......................</w:t>
+                <w:sz w:val="24"/>
+                <w:szCs w:val="24"/>
+              </w:rPr>
+              <w:t xml:space="preserve">..........</w:t>
             </w:r>
           </w:p>
         </w:tc>
@@ -1754,10 +1754,10 @@
                 <w:bCs w:val="false"/>
                 <w:i w:val="false"/>
                 <w:iCs w:val="false"/>
-                <w:sz w:val="16"/>
-                <w:szCs w:val="16"/>
-              </w:rPr>
-              <w:t xml:space="preserve">......................</w:t>
+                <w:sz w:val="24"/>
+                <w:szCs w:val="24"/>
+              </w:rPr>
+              <w:t xml:space="preserve">..........</w:t>
             </w:r>
           </w:p>
         </w:tc>
@@ -1791,8 +1791,8 @@
                 <w:bCs w:val="false"/>
                 <w:i w:val="false"/>
                 <w:iCs w:val="false"/>
-                <w:sz w:val="16"/>
-                <w:szCs w:val="16"/>
+                <w:sz w:val="24"/>
+                <w:szCs w:val="24"/>
               </w:rPr>
               <w:t xml:space="preserve">Forme obtenue</w:t>
             </w:r>
@@ -1826,10 +1826,10 @@
                 <w:bCs w:val="false"/>
                 <w:i w:val="false"/>
                 <w:iCs w:val="false"/>
-                <w:sz w:val="16"/>
-                <w:szCs w:val="16"/>
-              </w:rPr>
-              <w:t xml:space="preserve">en ............ (3D)</w:t>
+                <w:sz w:val="24"/>
+                <w:szCs w:val="24"/>
+              </w:rPr>
+              <w:t xml:space="preserve">en ...... (3D)</w:t>
             </w:r>
           </w:p>
         </w:tc>
@@ -1861,10 +1861,10 @@
                 <w:bCs w:val="false"/>
                 <w:i w:val="false"/>
                 <w:iCs w:val="false"/>
-                <w:sz w:val="16"/>
-                <w:szCs w:val="16"/>
-              </w:rPr>
-              <w:t xml:space="preserve">à ............ (2D)</w:t>
+                <w:sz w:val="24"/>
+                <w:szCs w:val="24"/>
+              </w:rPr>
+              <w:t xml:space="preserve">à ...... (2D)</w:t>
             </w:r>
           </w:p>
         </w:tc>
@@ -1898,8 +1898,8 @@
                 <w:bCs w:val="false"/>
                 <w:i w:val="false"/>
                 <w:iCs w:val="false"/>
-                <w:sz w:val="16"/>
-                <w:szCs w:val="16"/>
+                <w:sz w:val="24"/>
+                <w:szCs w:val="24"/>
               </w:rPr>
               <w:t xml:space="preserve">Vitesse</w:t>
             </w:r>
@@ -1933,10 +1933,10 @@
                 <w:bCs w:val="false"/>
                 <w:i w:val="false"/>
                 <w:iCs w:val="false"/>
-                <w:sz w:val="16"/>
-                <w:szCs w:val="16"/>
-              </w:rPr>
-              <w:t xml:space="preserve">......................</w:t>
+                <w:sz w:val="24"/>
+                <w:szCs w:val="24"/>
+              </w:rPr>
+              <w:t xml:space="preserve">..........</w:t>
             </w:r>
           </w:p>
         </w:tc>
@@ -1968,10 +1968,10 @@
                 <w:bCs w:val="false"/>
                 <w:i w:val="false"/>
                 <w:iCs w:val="false"/>
-                <w:sz w:val="16"/>
-                <w:szCs w:val="16"/>
-              </w:rPr>
-              <w:t xml:space="preserve">......................</w:t>
+                <w:sz w:val="24"/>
+                <w:szCs w:val="24"/>
+              </w:rPr>
+              <w:t xml:space="preserve">..........</w:t>
             </w:r>
           </w:p>
         </w:tc>
@@ -1979,7 +1979,7 @@
     </w:tbl>
     <w:p>
       <w:pPr>
-        <w:spacing w:after="30" w:before="50"/>
+        <w:spacing w:after="48" w:before="50"/>
       </w:pPr>
       <w:r>
         <w:rPr>
@@ -1988,15 +1988,15 @@
           <w:bCs w:val="false"/>
           <w:i w:val="false"/>
           <w:iCs w:val="false"/>
-          <w:sz w:val="16"/>
-          <w:szCs w:val="16"/>
+          <w:sz w:val="24"/>
+          <w:szCs w:val="24"/>
         </w:rPr>
         <w:t xml:space="preserve">3a. Pour fabriquer 30 petites chaises identiques pour toutes les maquettes de la classe, quelle machine choisirais-tu ? Pourquoi ?</w:t>
       </w:r>
     </w:p>
     <w:p>
       <w:pPr>
-        <w:spacing w:after="80"/>
+        <w:spacing w:after="128"/>
       </w:pPr>
       <w:r>
         <w:rPr>
@@ -2005,15 +2005,15 @@
           <w:bCs w:val="false"/>
           <w:i w:val="false"/>
           <w:iCs w:val="false"/>
-          <w:sz w:val="16"/>
-          <w:szCs w:val="16"/>
+          <w:sz w:val="24"/>
+          <w:szCs w:val="24"/>
         </w:rPr>
-        <w:t xml:space="preserve">........................................................................................................................</w:t>
+        <w:t xml:space="preserve">..............................................................................</w:t>
       </w:r>
     </w:p>
     <w:p>
       <w:pPr>
-        <w:spacing w:after="80"/>
+        <w:spacing w:after="128"/>
       </w:pPr>
       <w:r>
         <w:rPr>
@@ -2022,15 +2022,15 @@
           <w:bCs w:val="false"/>
           <w:i w:val="false"/>
           <w:iCs w:val="false"/>
-          <w:sz w:val="16"/>
-          <w:szCs w:val="16"/>
+          <w:sz w:val="24"/>
+          <w:szCs w:val="24"/>
         </w:rPr>
-        <w:t xml:space="preserve">........................................................................................................................</w:t>
+        <w:t xml:space="preserve">..............................................................................</w:t>
       </w:r>
     </w:p>
     <w:p>
       <w:pPr>
-        <w:spacing w:after="40"/>
+        <w:spacing w:after="64"/>
       </w:pPr>
       <w:r>
         <w:rPr>
@@ -2039,8 +2039,8 @@
           <w:bCs w:val="false"/>
           <w:i w:val="false"/>
           <w:iCs w:val="false"/>
-          <w:sz w:val="16"/>
-          <w:szCs w:val="16"/>
+          <w:sz w:val="24"/>
+          <w:szCs w:val="24"/>
         </w:rPr>
         <w:t xml:space="preserve">☐ J'ai intégré le mobilier fabriqué à ma maquette     </w:t>
       </w:r>
@@ -2051,8 +2051,8 @@
           <w:bCs w:val="false"/>
           <w:i w:val="false"/>
           <w:iCs w:val="false"/>
-          <w:sz w:val="16"/>
-          <w:szCs w:val="16"/>
+          <w:sz w:val="24"/>
+          <w:szCs w:val="24"/>
         </w:rPr>
         <w:t xml:space="preserve">☐ Expo : j'ai voté pour une maquette (pas celle de ma Maison !)     </w:t>
       </w:r>
@@ -2093,7 +2093,7 @@
           </w:tcPr>
           <w:p>
             <w:pPr>
-              <w:spacing w:after="60"/>
+              <w:spacing w:after="96"/>
             </w:pPr>
             <w:r>
               <w:rPr>
@@ -2102,61 +2102,61 @@
                 <w:bCs/>
                 <w:i w:val="false"/>
                 <w:iCs w:val="false"/>
-                <w:sz w:val="18"/>
-                <w:szCs w:val="18"/>
+                <w:sz w:val="26"/>
+                <w:szCs w:val="26"/>
               </w:rPr>
               <w:t xml:space="preserve">BILAN — ce que je retiens</w:t>
             </w:r>
           </w:p>
           <w:p>
             <w:pPr>
-              <w:spacing w:after="60"/>
-            </w:pPr>
-            <w:r>
-              <w:rPr>
-                <w:rFonts w:ascii="Arial" w:cs="Arial" w:eastAsia="Arial" w:hAnsi="Arial"/>
-                <w:b w:val="false"/>
-                <w:bCs w:val="false"/>
-                <w:i w:val="false"/>
-                <w:iCs w:val="false"/>
-                <w:sz w:val="16"/>
-                <w:szCs w:val="16"/>
-              </w:rPr>
-              <w:t xml:space="preserve">• L'imprimante 3D fabrique par ajout de matière : procédé ...................................... .</w:t>
-            </w:r>
-          </w:p>
-          <w:p>
-            <w:pPr>
-              <w:spacing w:after="60"/>
-            </w:pPr>
-            <w:r>
-              <w:rPr>
-                <w:rFonts w:ascii="Arial" w:cs="Arial" w:eastAsia="Arial" w:hAnsi="Arial"/>
-                <w:b w:val="false"/>
-                <w:bCs w:val="false"/>
-                <w:i w:val="false"/>
-                <w:iCs w:val="false"/>
-                <w:sz w:val="16"/>
-                <w:szCs w:val="16"/>
-              </w:rPr>
-              <w:t xml:space="preserve">• La découpe laser enlève la matière : procédé ...................................... .</w:t>
-            </w:r>
-          </w:p>
-          <w:p>
-            <w:pPr>
-              <w:spacing w:after="60"/>
-            </w:pPr>
-            <w:r>
-              <w:rPr>
-                <w:rFonts w:ascii="Arial" w:cs="Arial" w:eastAsia="Arial" w:hAnsi="Arial"/>
-                <w:b w:val="false"/>
-                <w:bCs w:val="false"/>
-                <w:i w:val="false"/>
-                <w:iCs w:val="false"/>
-                <w:sz w:val="16"/>
-                <w:szCs w:val="16"/>
-              </w:rPr>
-              <w:t xml:space="preserve">• Dans un atelier, la ...................................... passe toujours avant la vitesse.</w:t>
+              <w:spacing w:after="96"/>
+            </w:pPr>
+            <w:r>
+              <w:rPr>
+                <w:rFonts w:ascii="Arial" w:cs="Arial" w:eastAsia="Arial" w:hAnsi="Arial"/>
+                <w:b w:val="false"/>
+                <w:bCs w:val="false"/>
+                <w:i w:val="false"/>
+                <w:iCs w:val="false"/>
+                <w:sz w:val="24"/>
+                <w:szCs w:val="24"/>
+              </w:rPr>
+              <w:t xml:space="preserve">• L'imprimante 3D fabrique par ajout de matière : procédé .................... .</w:t>
+            </w:r>
+          </w:p>
+          <w:p>
+            <w:pPr>
+              <w:spacing w:after="96"/>
+            </w:pPr>
+            <w:r>
+              <w:rPr>
+                <w:rFonts w:ascii="Arial" w:cs="Arial" w:eastAsia="Arial" w:hAnsi="Arial"/>
+                <w:b w:val="false"/>
+                <w:bCs w:val="false"/>
+                <w:i w:val="false"/>
+                <w:iCs w:val="false"/>
+                <w:sz w:val="24"/>
+                <w:szCs w:val="24"/>
+              </w:rPr>
+              <w:t xml:space="preserve">• La découpe laser enlève la matière : procédé .................... .</w:t>
+            </w:r>
+          </w:p>
+          <w:p>
+            <w:pPr>
+              <w:spacing w:after="96"/>
+            </w:pPr>
+            <w:r>
+              <w:rPr>
+                <w:rFonts w:ascii="Arial" w:cs="Arial" w:eastAsia="Arial" w:hAnsi="Arial"/>
+                <w:b w:val="false"/>
+                <w:bCs w:val="false"/>
+                <w:i w:val="false"/>
+                <w:iCs w:val="false"/>
+                <w:sz w:val="24"/>
+                <w:szCs w:val="24"/>
+              </w:rPr>
+              <w:t xml:space="preserve">• Dans un atelier, la .................... passe toujours avant la vitesse.</w:t>
             </w:r>
           </w:p>
         </w:tc>
@@ -2174,8 +2174,8 @@
           <w:bCs w:val="false"/>
           <w:i/>
           <w:iCs/>
-          <w:sz w:val="16"/>
-          <w:szCs w:val="16"/>
+          <w:sz w:val="24"/>
+          <w:szCs w:val="24"/>
         </w:rPr>
         <w:t xml:space="preserve">« Du fichier à l'objet, il n'y a qu'une machine… et beaucoup de rigueur. »</w:t>
       </w:r>
@@ -2369,8 +2369,8 @@
     <w:rPrDefault>
       <w:rPr>
         <w:rFonts w:ascii="Arial" w:cs="Arial" w:eastAsia="Arial" w:hAnsi="Arial"/>
-        <w:sz w:val="16"/>
-        <w:szCs w:val="16"/>
+        <w:sz w:val="24"/>
+        <w:szCs w:val="24"/>
       </w:rPr>
     </w:rPrDefault>
     <w:pPrDefault/>

--- a/public/2026/seq05/FICHE_S5-A06_Atelier3DLaser_5eme.docx
+++ b/public/2026/seq05/FICHE_S5-A06_Atelier3DLaser_5eme.docx
@@ -21,6 +21,9 @@
         <w:gridCol w:w="1200"/>
       </w:tblGrid>
       <w:tr>
+        <w:trPr>
+          <w:cantSplit/>
+        </w:trPr>
         <w:tc>
           <w:tcPr>
             <w:tcW w:type="dxa" w:w="1266"/>
@@ -210,6 +213,32 @@
               <w:t xml:space="preserve">ACTIVITÉ N°06</w:t>
             </w:r>
           </w:p>
+          <w:p>
+            <w:pPr>
+              <w:spacing w:after="0"/>
+            </w:pPr>
+            <w:r>
+              <w:rPr>
+                <w:rFonts w:ascii="Arial" w:cs="Arial" w:eastAsia="Arial" w:hAnsi="Arial"/>
+                <w:sz w:val="14"/>
+                <w:szCs w:val="14"/>
+              </w:rPr>
+              <w:t xml:space="preserve">NOM : ..............................</w:t>
+            </w:r>
+          </w:p>
+          <w:p>
+            <w:pPr>
+              <w:spacing w:after="0"/>
+            </w:pPr>
+            <w:r>
+              <w:rPr>
+                <w:rFonts w:ascii="Arial" w:cs="Arial" w:eastAsia="Arial" w:hAnsi="Arial"/>
+                <w:sz w:val="14"/>
+                <w:szCs w:val="14"/>
+              </w:rPr>
+              <w:t xml:space="preserve">PRÉNOM : .........................</w:t>
+            </w:r>
+          </w:p>
         </w:tc>
         <w:tc>
           <w:tcPr>
@@ -295,149 +324,48 @@
         </w:tblBorders>
       </w:tblPr>
       <w:tblGrid>
-        <w:gridCol w:w="2340"/>
-        <w:gridCol w:w="2340"/>
-        <w:gridCol w:w="2340"/>
-        <w:gridCol w:w="2340"/>
+        <w:gridCol w:w="9360"/>
       </w:tblGrid>
       <w:tr>
-        <w:tc>
-          <w:tcPr>
-            <w:tcW w:type="dxa" w:w="2340"/>
-            <w:tcBorders>
-              <w:top w:val="single" w:color="000000" w:sz="6"/>
-              <w:left w:val="single" w:color="000000" w:sz="6"/>
-              <w:bottom w:val="single" w:color="000000" w:sz="6"/>
-              <w:right w:val="single" w:color="000000" w:sz="6"/>
-            </w:tcBorders>
-            <w:tcMar>
-              <w:top w:type="dxa" w:w="40"/>
-              <w:left w:type="dxa" w:w="80"/>
-              <w:bottom w:type="dxa" w:w="40"/>
-              <w:right w:type="dxa" w:w="80"/>
-            </w:tcMar>
-            <w:vAlign w:val="center"/>
-          </w:tcPr>
-          <w:p>
-            <w:pPr>
-              <w:spacing w:after="0"/>
-            </w:pPr>
-            <w:r>
-              <w:rPr>
-                <w:rFonts w:ascii="Arial" w:cs="Arial" w:eastAsia="Arial" w:hAnsi="Arial"/>
-                <w:b w:val="false"/>
-                <w:bCs w:val="false"/>
-                <w:i w:val="false"/>
-                <w:iCs w:val="false"/>
-                <w:sz w:val="24"/>
-                <w:szCs w:val="24"/>
-              </w:rPr>
-              <w:t xml:space="preserve">NOM : </w:t>
-            </w:r>
-          </w:p>
-        </w:tc>
-        <w:tc>
-          <w:tcPr>
-            <w:tcW w:type="dxa" w:w="2340"/>
-            <w:tcBorders>
-              <w:top w:val="single" w:color="000000" w:sz="6"/>
-              <w:left w:val="single" w:color="000000" w:sz="6"/>
-              <w:bottom w:val="single" w:color="000000" w:sz="6"/>
-              <w:right w:val="single" w:color="000000" w:sz="6"/>
-            </w:tcBorders>
-            <w:tcMar>
-              <w:top w:type="dxa" w:w="40"/>
-              <w:left w:type="dxa" w:w="80"/>
-              <w:bottom w:type="dxa" w:w="40"/>
-              <w:right w:type="dxa" w:w="80"/>
-            </w:tcMar>
-            <w:vAlign w:val="center"/>
-          </w:tcPr>
-          <w:p>
-            <w:pPr>
-              <w:spacing w:after="0"/>
-            </w:pPr>
-            <w:r>
-              <w:rPr>
-                <w:rFonts w:ascii="Arial" w:cs="Arial" w:eastAsia="Arial" w:hAnsi="Arial"/>
-                <w:b w:val="false"/>
-                <w:bCs w:val="false"/>
-                <w:i w:val="false"/>
-                <w:iCs w:val="false"/>
-                <w:sz w:val="24"/>
-                <w:szCs w:val="24"/>
-              </w:rPr>
-              <w:t xml:space="preserve">PRÉNOM : </w:t>
-            </w:r>
-          </w:p>
-        </w:tc>
-        <w:tc>
-          <w:tcPr>
-            <w:tcW w:type="dxa" w:w="2340"/>
-            <w:tcBorders>
-              <w:top w:val="single" w:color="000000" w:sz="6"/>
-              <w:left w:val="single" w:color="000000" w:sz="6"/>
-              <w:bottom w:val="single" w:color="000000" w:sz="6"/>
-              <w:right w:val="single" w:color="000000" w:sz="6"/>
-            </w:tcBorders>
-            <w:tcMar>
-              <w:top w:type="dxa" w:w="40"/>
-              <w:left w:type="dxa" w:w="80"/>
-              <w:bottom w:type="dxa" w:w="40"/>
-              <w:right w:type="dxa" w:w="80"/>
-            </w:tcMar>
-            <w:vAlign w:val="center"/>
-          </w:tcPr>
-          <w:p>
-            <w:pPr>
-              <w:spacing w:after="0"/>
-            </w:pPr>
-            <w:r>
-              <w:rPr>
-                <w:rFonts w:ascii="Arial" w:cs="Arial" w:eastAsia="Arial" w:hAnsi="Arial"/>
-                <w:b w:val="false"/>
-                <w:bCs w:val="false"/>
-                <w:i w:val="false"/>
-                <w:iCs w:val="false"/>
-                <w:sz w:val="24"/>
-                <w:szCs w:val="24"/>
-              </w:rPr>
-              <w:t xml:space="preserve">CLASSE : </w:t>
-            </w:r>
-          </w:p>
-        </w:tc>
-        <w:tc>
-          <w:tcPr>
-            <w:tcW w:type="dxa" w:w="2340"/>
-            <w:tcBorders>
-              <w:top w:val="single" w:color="000000" w:sz="6"/>
-              <w:left w:val="single" w:color="000000" w:sz="6"/>
-              <w:bottom w:val="single" w:color="000000" w:sz="6"/>
-              <w:right w:val="single" w:color="000000" w:sz="6"/>
-            </w:tcBorders>
-            <w:tcMar>
-              <w:top w:type="dxa" w:w="40"/>
-              <w:left w:type="dxa" w:w="80"/>
-              <w:bottom w:type="dxa" w:w="40"/>
-              <w:right w:type="dxa" w:w="80"/>
-            </w:tcMar>
-            <w:vAlign w:val="center"/>
-          </w:tcPr>
-          <w:p>
-            <w:pPr>
-              <w:spacing w:after="0"/>
-            </w:pPr>
-            <w:r>
-              <w:rPr>
-                <w:rFonts w:ascii="Arial" w:cs="Arial" w:eastAsia="Arial" w:hAnsi="Arial"/>
-                <w:b w:val="false"/>
-                <w:bCs w:val="false"/>
-                <w:i w:val="false"/>
-                <w:iCs w:val="false"/>
-                <w:sz w:val="24"/>
-                <w:szCs w:val="24"/>
-              </w:rPr>
-              <w:t xml:space="preserve">MAISON : </w:t>
+        <w:trPr>
+          <w:cantSplit/>
+        </w:trPr>
+        <w:tc>
+          <w:tcPr>
+            <w:tcW w:type="dxa" w:w="9360"/>
+            <w:tcBorders>
+              <w:top w:val="single" w:color="000000" w:sz="6"/>
+              <w:left w:val="single" w:color="000000" w:sz="6"/>
+              <w:bottom w:val="single" w:color="000000" w:sz="6"/>
+              <w:right w:val="single" w:color="000000" w:sz="6"/>
+            </w:tcBorders>
+            <w:shd w:fill="D9D9D9" w:val="clear"/>
+            <w:tcMar>
+              <w:top w:type="dxa" w:w="40"/>
+              <w:left w:type="dxa" w:w="80"/>
+              <w:bottom w:type="dxa" w:w="40"/>
+              <w:right w:type="dxa" w:w="80"/>
+            </w:tcMar>
+            <w:vAlign w:val="center"/>
+          </w:tcPr>
+          <w:p>
+            <w:pPr>
+              <w:keepNext/>
+              <w:keepLines/>
+              <w:spacing w:after="0"/>
+              <w:jc w:val="center"/>
+            </w:pPr>
+            <w:r>
+              <w:rPr>
+                <w:rFonts w:ascii="Arial" w:cs="Arial" w:eastAsia="Arial" w:hAnsi="Arial"/>
+                <w:b/>
+                <w:bCs/>
+                <w:i w:val="false"/>
+                <w:iCs w:val="false"/>
+                <w:sz w:val="32"/>
+                <w:szCs w:val="32"/>
+              </w:rPr>
+              <w:t xml:space="preserve">L'ATELIER DE FABRICATION : IMPRIMANTE 3D ET DÉCOUPE LASER</w:t>
             </w:r>
           </w:p>
         </w:tc>
@@ -445,6 +373,8 @@
     </w:tbl>
     <w:p>
       <w:pPr>
+        <w:keepNext/>
+        <w:keepLines/>
         <w:spacing w:after="128"/>
       </w:pPr>
     </w:p>
@@ -464,6 +394,9 @@
         <w:gridCol w:w="9360"/>
       </w:tblGrid>
       <w:tr>
+        <w:trPr>
+          <w:cantSplit/>
+        </w:trPr>
         <w:tc>
           <w:tcPr>
             <w:tcW w:type="dxa" w:w="9360"/>
@@ -473,31 +406,50 @@
               <w:bottom w:val="single" w:color="000000" w:sz="6"/>
               <w:right w:val="single" w:color="000000" w:sz="6"/>
             </w:tcBorders>
-            <w:shd w:fill="D9D9D9" w:val="clear"/>
-            <w:tcMar>
-              <w:top w:type="dxa" w:w="40"/>
-              <w:left w:type="dxa" w:w="80"/>
-              <w:bottom w:type="dxa" w:w="40"/>
-              <w:right w:type="dxa" w:w="80"/>
-            </w:tcMar>
-            <w:vAlign w:val="center"/>
-          </w:tcPr>
-          <w:p>
-            <w:pPr>
-              <w:spacing w:after="0"/>
-              <w:jc w:val="center"/>
+            <w:tcMar>
+              <w:top w:type="dxa" w:w="100"/>
+              <w:left w:type="dxa" w:w="120"/>
+              <w:bottom w:type="dxa" w:w="100"/>
+              <w:right w:type="dxa" w:w="120"/>
+            </w:tcMar>
+            <w:vAlign w:val="center"/>
+          </w:tcPr>
+          <w:p>
+            <w:pPr>
+              <w:keepNext/>
+              <w:keepLines/>
+              <w:spacing w:after="96"/>
+            </w:pPr>
+            <w:r>
+              <w:rPr>
+                <w:rFonts w:ascii="Arial" w:cs="Arial" w:eastAsia="Arial" w:hAnsi="Arial"/>
+                <w:b w:val="false"/>
+                <w:bCs w:val="false"/>
+                <w:i w:val="false"/>
+                <w:iCs w:val="false"/>
+                <w:sz w:val="24"/>
+                <w:szCs w:val="24"/>
+              </w:rPr>
+              <w:t xml:space="preserve">Dernière étape du bureau d'études : l'atelier. Aujourd'hui, les machines travaillent sous tes yeux : l'imprimante 3D fabrique du mobilier miniature pour vos maquettes, la découpeuse laser des façades.</w:t>
+            </w:r>
+          </w:p>
+          <w:p>
+            <w:pPr>
+              <w:keepNext/>
+              <w:keepLines/>
+              <w:spacing w:after="0"/>
             </w:pPr>
             <w:r>
               <w:rPr>
                 <w:rFonts w:ascii="Arial" w:cs="Arial" w:eastAsia="Arial" w:hAnsi="Arial"/>
                 <w:b/>
                 <w:bCs/>
-                <w:i w:val="false"/>
-                <w:iCs w:val="false"/>
-                <w:sz w:val="32"/>
-                <w:szCs w:val="32"/>
-              </w:rPr>
-              <w:t xml:space="preserve">L'ATELIER DE FABRICATION : IMPRIMANTE 3D ET DÉCOUPE LASER</w:t>
+                <w:i/>
+                <w:iCs/>
+                <w:sz w:val="24"/>
+                <w:szCs w:val="24"/>
+              </w:rPr>
+              <w:t xml:space="preserve">❓ Comment une machine fabrique-t-elle un objet à partir d'un simple fichier ?</w:t>
             </w:r>
           </w:p>
         </w:tc>
@@ -505,142 +457,30 @@
     </w:tbl>
     <w:p>
       <w:pPr>
-        <w:spacing w:after="128"/>
+        <w:keepNext/>
+        <w:keepLines/>
+        <w:pBdr>
+          <w:top w:val="single" w:color="000000" w:sz="6" w:space="4"/>
+          <w:left w:val="single" w:color="000000" w:sz="6" w:space="4"/>
+          <w:bottom w:val="single" w:color="000000" w:sz="6" w:space="4"/>
+          <w:right w:val="single" w:color="000000" w:sz="6" w:space="4"/>
+        </w:pBdr>
+        <w:shd w:val="clear" w:color="auto" w:fill="D9D9D9"/>
+        <w:spacing w:before="150" w:after="130"/>
+        <w:ind w:left="0" w:right="1106"/>
       </w:pPr>
-    </w:p>
-    <w:tbl>
-      <w:tblPr>
-        <w:tblW w:type="dxa" w:w="9360"/>
-        <w:tblBorders>
-          <w:top w:val="single" w:color="auto" w:sz="4"/>
-          <w:left w:val="single" w:color="auto" w:sz="4"/>
-          <w:bottom w:val="single" w:color="auto" w:sz="4"/>
-          <w:right w:val="single" w:color="auto" w:sz="4"/>
-          <w:insideH w:val="single" w:color="auto" w:sz="4"/>
-          <w:insideV w:val="single" w:color="auto" w:sz="4"/>
-        </w:tblBorders>
-      </w:tblPr>
-      <w:tblGrid>
-        <w:gridCol w:w="9360"/>
-      </w:tblGrid>
-      <w:tr>
-        <w:tc>
-          <w:tcPr>
-            <w:tcW w:type="dxa" w:w="9360"/>
-            <w:tcBorders>
-              <w:top w:val="single" w:color="000000" w:sz="6"/>
-              <w:left w:val="single" w:color="000000" w:sz="6"/>
-              <w:bottom w:val="single" w:color="000000" w:sz="6"/>
-              <w:right w:val="single" w:color="000000" w:sz="6"/>
-            </w:tcBorders>
-            <w:tcMar>
-              <w:top w:type="dxa" w:w="100"/>
-              <w:left w:type="dxa" w:w="120"/>
-              <w:bottom w:type="dxa" w:w="100"/>
-              <w:right w:type="dxa" w:w="120"/>
-            </w:tcMar>
-            <w:vAlign w:val="center"/>
-          </w:tcPr>
-          <w:p>
-            <w:pPr>
-              <w:spacing w:after="96"/>
-            </w:pPr>
-            <w:r>
-              <w:rPr>
-                <w:rFonts w:ascii="Arial" w:cs="Arial" w:eastAsia="Arial" w:hAnsi="Arial"/>
-                <w:b w:val="false"/>
-                <w:bCs w:val="false"/>
-                <w:i w:val="false"/>
-                <w:iCs w:val="false"/>
-                <w:sz w:val="24"/>
-                <w:szCs w:val="24"/>
-              </w:rPr>
-              <w:t xml:space="preserve">Dernière étape du bureau d'études : l'atelier. Aujourd'hui, les machines travaillent sous tes yeux : l'imprimante 3D fabrique du mobilier miniature pour vos maquettes, la découpeuse laser des façades.</w:t>
-            </w:r>
-          </w:p>
-          <w:p>
-            <w:pPr>
-              <w:spacing w:after="0"/>
-            </w:pPr>
-            <w:r>
-              <w:rPr>
-                <w:rFonts w:ascii="Arial" w:cs="Arial" w:eastAsia="Arial" w:hAnsi="Arial"/>
-                <w:b/>
-                <w:bCs/>
-                <w:i/>
-                <w:iCs/>
-                <w:sz w:val="24"/>
-                <w:szCs w:val="24"/>
-              </w:rPr>
-              <w:t xml:space="preserve">❓ Comment une machine fabrique-t-elle un objet à partir d'un simple fichier ?</w:t>
-            </w:r>
-          </w:p>
-        </w:tc>
-      </w:tr>
-    </w:tbl>
-    <w:p>
-      <w:pPr>
-        <w:spacing w:after="128"/>
-      </w:pPr>
-    </w:p>
-    <w:tbl>
-      <w:tblPr>
-        <w:tblW w:type="dxa" w:w="9360"/>
-        <w:tblBorders>
-          <w:top w:val="single" w:color="auto" w:sz="4"/>
-          <w:left w:val="single" w:color="auto" w:sz="4"/>
-          <w:bottom w:val="single" w:color="auto" w:sz="4"/>
-          <w:right w:val="single" w:color="auto" w:sz="4"/>
-          <w:insideH w:val="single" w:color="auto" w:sz="4"/>
-          <w:insideV w:val="single" w:color="auto" w:sz="4"/>
-        </w:tblBorders>
-      </w:tblPr>
-      <w:tblGrid>
-        <w:gridCol w:w="9360"/>
-      </w:tblGrid>
-      <w:tr>
-        <w:tc>
-          <w:tcPr>
-            <w:tcW w:type="dxa" w:w="9360"/>
-            <w:tcBorders>
-              <w:top w:val="single" w:color="000000" w:sz="6"/>
-              <w:left w:val="single" w:color="000000" w:sz="6"/>
-              <w:bottom w:val="single" w:color="000000" w:sz="6"/>
-              <w:right w:val="single" w:color="000000" w:sz="6"/>
-            </w:tcBorders>
-            <w:shd w:fill="F2F2F2" w:val="clear"/>
-            <w:tcMar>
-              <w:top w:type="dxa" w:w="40"/>
-              <w:left w:type="dxa" w:w="80"/>
-              <w:bottom w:type="dxa" w:w="40"/>
-              <w:right w:type="dxa" w:w="80"/>
-            </w:tcMar>
-            <w:vAlign w:val="center"/>
-          </w:tcPr>
-          <w:p>
-            <w:pPr>
-              <w:spacing w:after="0"/>
-            </w:pPr>
-            <w:r>
-              <w:rPr>
-                <w:rFonts w:ascii="Arial" w:cs="Arial" w:eastAsia="Arial" w:hAnsi="Arial"/>
-                <w:b/>
-                <w:bCs/>
-                <w:i w:val="false"/>
-                <w:iCs w:val="false"/>
-                <w:sz w:val="26"/>
-                <w:szCs w:val="26"/>
-              </w:rPr>
-              <w:t xml:space="preserve">PARTIE 1 — Démo n°1 : l'imprimante 3D  (observe et complète)</w:t>
-            </w:r>
-          </w:p>
-        </w:tc>
-      </w:tr>
-    </w:tbl>
-    <w:p>
-      <w:pPr>
-        <w:spacing w:after="64"/>
-      </w:pPr>
+      <w:r>
+        <w:rPr>
+          <w:rFonts w:ascii="Arial" w:cs="Arial" w:eastAsia="Arial" w:hAnsi="Arial"/>
+          <w:b/>
+          <w:bCs/>
+          <w:i w:val="false"/>
+          <w:iCs w:val="false"/>
+          <w:sz w:val="26"/>
+          <w:szCs w:val="26"/>
+        </w:rPr>
+        <w:t xml:space="preserve">PARTIE 1 — Démo n°1 : l'imprimante 3D  (observe et complète)</w:t>
+      </w:r>
     </w:p>
     <w:tbl>
       <w:tblPr>
@@ -659,6 +499,9 @@
         <w:gridCol w:w="5960"/>
       </w:tblGrid>
       <w:tr>
+        <w:trPr>
+          <w:cantSplit/>
+        </w:trPr>
         <w:tc>
           <w:tcPr>
             <w:tcW w:type="dxa" w:w="3400"/>
@@ -679,6 +522,8 @@
           </w:tcPr>
           <w:p>
             <w:pPr>
+              <w:keepNext/>
+              <w:keepLines/>
               <w:spacing w:after="0"/>
             </w:pPr>
             <w:r>
@@ -715,6 +560,8 @@
           </w:tcPr>
           <w:p>
             <w:pPr>
+              <w:keepNext/>
+              <w:keepLines/>
               <w:spacing w:after="0"/>
             </w:pPr>
             <w:r>
@@ -733,6 +580,9 @@
         </w:tc>
       </w:tr>
       <w:tr>
+        <w:trPr>
+          <w:cantSplit/>
+        </w:trPr>
         <w:tc>
           <w:tcPr>
             <w:tcW w:type="dxa" w:w="3400"/>
@@ -752,6 +602,8 @@
           </w:tcPr>
           <w:p>
             <w:pPr>
+              <w:keepNext/>
+              <w:keepLines/>
               <w:spacing w:after="0"/>
             </w:pPr>
             <w:r>
@@ -787,6 +639,8 @@
           </w:tcPr>
           <w:p>
             <w:pPr>
+              <w:keepNext/>
+              <w:keepLines/>
               <w:spacing w:after="0"/>
             </w:pPr>
             <w:r>
@@ -805,6 +659,9 @@
         </w:tc>
       </w:tr>
       <w:tr>
+        <w:trPr>
+          <w:cantSplit/>
+        </w:trPr>
         <w:tc>
           <w:tcPr>
             <w:tcW w:type="dxa" w:w="3400"/>
@@ -824,6 +681,8 @@
           </w:tcPr>
           <w:p>
             <w:pPr>
+              <w:keepNext/>
+              <w:keepLines/>
               <w:spacing w:after="0"/>
             </w:pPr>
             <w:r>
@@ -859,6 +718,8 @@
           </w:tcPr>
           <w:p>
             <w:pPr>
+              <w:keepNext/>
+              <w:keepLines/>
               <w:spacing w:after="0"/>
             </w:pPr>
             <w:r>
@@ -877,6 +738,9 @@
         </w:tc>
       </w:tr>
       <w:tr>
+        <w:trPr>
+          <w:cantSplit/>
+        </w:trPr>
         <w:tc>
           <w:tcPr>
             <w:tcW w:type="dxa" w:w="3400"/>
@@ -896,6 +760,8 @@
           </w:tcPr>
           <w:p>
             <w:pPr>
+              <w:keepNext/>
+              <w:keepLines/>
               <w:spacing w:after="0"/>
             </w:pPr>
             <w:r>
@@ -931,6 +797,8 @@
           </w:tcPr>
           <w:p>
             <w:pPr>
+              <w:keepNext/>
+              <w:keepLines/>
               <w:spacing w:after="0"/>
             </w:pPr>
             <w:r>
@@ -949,6 +817,9 @@
         </w:tc>
       </w:tr>
       <w:tr>
+        <w:trPr>
+          <w:cantSplit/>
+        </w:trPr>
         <w:tc>
           <w:tcPr>
             <w:tcW w:type="dxa" w:w="3400"/>
@@ -1023,67 +894,30 @@
     </w:tbl>
     <w:p>
       <w:pPr>
-        <w:spacing w:after="80"/>
+        <w:keepNext/>
+        <w:keepLines/>
+        <w:pBdr>
+          <w:top w:val="single" w:color="000000" w:sz="6" w:space="4"/>
+          <w:left w:val="single" w:color="000000" w:sz="6" w:space="4"/>
+          <w:bottom w:val="single" w:color="000000" w:sz="6" w:space="4"/>
+          <w:right w:val="single" w:color="000000" w:sz="6" w:space="4"/>
+        </w:pBdr>
+        <w:shd w:val="clear" w:color="auto" w:fill="D9D9D9"/>
+        <w:spacing w:before="150" w:after="130"/>
+        <w:ind w:left="0" w:right="1106"/>
       </w:pPr>
-    </w:p>
-    <w:tbl>
-      <w:tblPr>
-        <w:tblW w:type="dxa" w:w="9360"/>
-        <w:tblBorders>
-          <w:top w:val="single" w:color="auto" w:sz="4"/>
-          <w:left w:val="single" w:color="auto" w:sz="4"/>
-          <w:bottom w:val="single" w:color="auto" w:sz="4"/>
-          <w:right w:val="single" w:color="auto" w:sz="4"/>
-          <w:insideH w:val="single" w:color="auto" w:sz="4"/>
-          <w:insideV w:val="single" w:color="auto" w:sz="4"/>
-        </w:tblBorders>
-      </w:tblPr>
-      <w:tblGrid>
-        <w:gridCol w:w="9360"/>
-      </w:tblGrid>
-      <w:tr>
-        <w:tc>
-          <w:tcPr>
-            <w:tcW w:type="dxa" w:w="9360"/>
-            <w:tcBorders>
-              <w:top w:val="single" w:color="000000" w:sz="6"/>
-              <w:left w:val="single" w:color="000000" w:sz="6"/>
-              <w:bottom w:val="single" w:color="000000" w:sz="6"/>
-              <w:right w:val="single" w:color="000000" w:sz="6"/>
-            </w:tcBorders>
-            <w:shd w:fill="F2F2F2" w:val="clear"/>
-            <w:tcMar>
-              <w:top w:type="dxa" w:w="40"/>
-              <w:left w:type="dxa" w:w="80"/>
-              <w:bottom w:type="dxa" w:w="40"/>
-              <w:right w:type="dxa" w:w="80"/>
-            </w:tcMar>
-            <w:vAlign w:val="center"/>
-          </w:tcPr>
-          <w:p>
-            <w:pPr>
-              <w:spacing w:after="0"/>
-            </w:pPr>
-            <w:r>
-              <w:rPr>
-                <w:rFonts w:ascii="Arial" w:cs="Arial" w:eastAsia="Arial" w:hAnsi="Arial"/>
-                <w:b/>
-                <w:bCs/>
-                <w:i w:val="false"/>
-                <w:iCs w:val="false"/>
-                <w:sz w:val="26"/>
-                <w:szCs w:val="26"/>
-              </w:rPr>
-              <w:t xml:space="preserve">PARTIE 2 — Démo n°2 : la découpeuse laser</w:t>
-            </w:r>
-          </w:p>
-        </w:tc>
-      </w:tr>
-    </w:tbl>
-    <w:p>
-      <w:pPr>
-        <w:spacing w:after="64"/>
-      </w:pPr>
+      <w:r>
+        <w:rPr>
+          <w:rFonts w:ascii="Arial" w:cs="Arial" w:eastAsia="Arial" w:hAnsi="Arial"/>
+          <w:b/>
+          <w:bCs/>
+          <w:i w:val="false"/>
+          <w:iCs w:val="false"/>
+          <w:sz w:val="26"/>
+          <w:szCs w:val="26"/>
+        </w:rPr>
+        <w:t xml:space="preserve">PARTIE 2 — Démo n°2 : la découpeuse laser</w:t>
+      </w:r>
     </w:p>
     <w:tbl>
       <w:tblPr>
@@ -1102,6 +936,9 @@
         <w:gridCol w:w="5960"/>
       </w:tblGrid>
       <w:tr>
+        <w:trPr>
+          <w:cantSplit/>
+        </w:trPr>
         <w:tc>
           <w:tcPr>
             <w:tcW w:type="dxa" w:w="3400"/>
@@ -1122,6 +959,8 @@
           </w:tcPr>
           <w:p>
             <w:pPr>
+              <w:keepNext/>
+              <w:keepLines/>
               <w:spacing w:after="0"/>
             </w:pPr>
             <w:r>
@@ -1158,6 +997,8 @@
           </w:tcPr>
           <w:p>
             <w:pPr>
+              <w:keepNext/>
+              <w:keepLines/>
               <w:spacing w:after="0"/>
             </w:pPr>
             <w:r>
@@ -1176,6 +1017,9 @@
         </w:tc>
       </w:tr>
       <w:tr>
+        <w:trPr>
+          <w:cantSplit/>
+        </w:trPr>
         <w:tc>
           <w:tcPr>
             <w:tcW w:type="dxa" w:w="3400"/>
@@ -1195,6 +1039,8 @@
           </w:tcPr>
           <w:p>
             <w:pPr>
+              <w:keepNext/>
+              <w:keepLines/>
               <w:spacing w:after="0"/>
             </w:pPr>
             <w:r>
@@ -1230,6 +1076,8 @@
           </w:tcPr>
           <w:p>
             <w:pPr>
+              <w:keepNext/>
+              <w:keepLines/>
               <w:spacing w:after="0"/>
             </w:pPr>
             <w:r>
@@ -1248,6 +1096,9 @@
         </w:tc>
       </w:tr>
       <w:tr>
+        <w:trPr>
+          <w:cantSplit/>
+        </w:trPr>
         <w:tc>
           <w:tcPr>
             <w:tcW w:type="dxa" w:w="3400"/>
@@ -1267,6 +1118,8 @@
           </w:tcPr>
           <w:p>
             <w:pPr>
+              <w:keepNext/>
+              <w:keepLines/>
               <w:spacing w:after="0"/>
             </w:pPr>
             <w:r>
@@ -1302,6 +1155,8 @@
           </w:tcPr>
           <w:p>
             <w:pPr>
+              <w:keepNext/>
+              <w:keepLines/>
               <w:spacing w:after="0"/>
             </w:pPr>
             <w:r>
@@ -1320,6 +1175,9 @@
         </w:tc>
       </w:tr>
       <w:tr>
+        <w:trPr>
+          <w:cantSplit/>
+        </w:trPr>
         <w:tc>
           <w:tcPr>
             <w:tcW w:type="dxa" w:w="3400"/>
@@ -1339,6 +1197,8 @@
           </w:tcPr>
           <w:p>
             <w:pPr>
+              <w:keepNext/>
+              <w:keepLines/>
               <w:spacing w:after="0"/>
             </w:pPr>
             <w:r>
@@ -1374,6 +1234,8 @@
           </w:tcPr>
           <w:p>
             <w:pPr>
+              <w:keepNext/>
+              <w:keepLines/>
               <w:spacing w:after="0"/>
             </w:pPr>
             <w:r>
@@ -1392,6 +1254,9 @@
         </w:tc>
       </w:tr>
       <w:tr>
+        <w:trPr>
+          <w:cantSplit/>
+        </w:trPr>
         <w:tc>
           <w:tcPr>
             <w:tcW w:type="dxa" w:w="3400"/>
@@ -1466,67 +1331,30 @@
     </w:tbl>
     <w:p>
       <w:pPr>
-        <w:spacing w:after="80"/>
+        <w:keepNext/>
+        <w:keepLines/>
+        <w:pBdr>
+          <w:top w:val="single" w:color="000000" w:sz="6" w:space="4"/>
+          <w:left w:val="single" w:color="000000" w:sz="6" w:space="4"/>
+          <w:bottom w:val="single" w:color="000000" w:sz="6" w:space="4"/>
+          <w:right w:val="single" w:color="000000" w:sz="6" w:space="4"/>
+        </w:pBdr>
+        <w:shd w:val="clear" w:color="auto" w:fill="D9D9D9"/>
+        <w:spacing w:before="150" w:after="130"/>
+        <w:ind w:left="0" w:right="1106"/>
       </w:pPr>
-    </w:p>
-    <w:tbl>
-      <w:tblPr>
-        <w:tblW w:type="dxa" w:w="9360"/>
-        <w:tblBorders>
-          <w:top w:val="single" w:color="auto" w:sz="4"/>
-          <w:left w:val="single" w:color="auto" w:sz="4"/>
-          <w:bottom w:val="single" w:color="auto" w:sz="4"/>
-          <w:right w:val="single" w:color="auto" w:sz="4"/>
-          <w:insideH w:val="single" w:color="auto" w:sz="4"/>
-          <w:insideV w:val="single" w:color="auto" w:sz="4"/>
-        </w:tblBorders>
-      </w:tblPr>
-      <w:tblGrid>
-        <w:gridCol w:w="9360"/>
-      </w:tblGrid>
-      <w:tr>
-        <w:tc>
-          <w:tcPr>
-            <w:tcW w:type="dxa" w:w="9360"/>
-            <w:tcBorders>
-              <w:top w:val="single" w:color="000000" w:sz="6"/>
-              <w:left w:val="single" w:color="000000" w:sz="6"/>
-              <w:bottom w:val="single" w:color="000000" w:sz="6"/>
-              <w:right w:val="single" w:color="000000" w:sz="6"/>
-            </w:tcBorders>
-            <w:shd w:fill="F2F2F2" w:val="clear"/>
-            <w:tcMar>
-              <w:top w:type="dxa" w:w="40"/>
-              <w:left w:type="dxa" w:w="80"/>
-              <w:bottom w:type="dxa" w:w="40"/>
-              <w:right w:type="dxa" w:w="80"/>
-            </w:tcMar>
-            <w:vAlign w:val="center"/>
-          </w:tcPr>
-          <w:p>
-            <w:pPr>
-              <w:spacing w:after="0"/>
-            </w:pPr>
-            <w:r>
-              <w:rPr>
-                <w:rFonts w:ascii="Arial" w:cs="Arial" w:eastAsia="Arial" w:hAnsi="Arial"/>
-                <w:b/>
-                <w:bCs/>
-                <w:i w:val="false"/>
-                <w:iCs w:val="false"/>
-                <w:sz w:val="26"/>
-                <w:szCs w:val="26"/>
-              </w:rPr>
-              <w:t xml:space="preserve">PARTIE 3 — Je compare les deux procédés + expo des maquettes</w:t>
-            </w:r>
-          </w:p>
-        </w:tc>
-      </w:tr>
-    </w:tbl>
-    <w:p>
-      <w:pPr>
-        <w:spacing w:after="64"/>
-      </w:pPr>
+      <w:r>
+        <w:rPr>
+          <w:rFonts w:ascii="Arial" w:cs="Arial" w:eastAsia="Arial" w:hAnsi="Arial"/>
+          <w:b/>
+          <w:bCs/>
+          <w:i w:val="false"/>
+          <w:iCs w:val="false"/>
+          <w:sz w:val="26"/>
+          <w:szCs w:val="26"/>
+        </w:rPr>
+        <w:t xml:space="preserve">PARTIE 3 — Je compare les deux procédés + expo des maquettes</w:t>
+      </w:r>
     </w:p>
     <w:tbl>
       <w:tblPr>
@@ -1546,6 +1374,9 @@
         <w:gridCol w:w="2960"/>
       </w:tblGrid>
       <w:tr>
+        <w:trPr>
+          <w:cantSplit/>
+        </w:trPr>
         <w:tc>
           <w:tcPr>
             <w:tcW w:type="dxa" w:w="3400"/>
@@ -1566,6 +1397,8 @@
           </w:tcPr>
           <w:p>
             <w:pPr>
+              <w:keepNext/>
+              <w:keepLines/>
               <w:spacing w:after="0"/>
             </w:pPr>
             <w:r>
@@ -1602,6 +1435,8 @@
           </w:tcPr>
           <w:p>
             <w:pPr>
+              <w:keepNext/>
+              <w:keepLines/>
               <w:spacing w:after="0"/>
             </w:pPr>
             <w:r>
@@ -1638,6 +1473,8 @@
           </w:tcPr>
           <w:p>
             <w:pPr>
+              <w:keepNext/>
+              <w:keepLines/>
               <w:spacing w:after="0"/>
             </w:pPr>
             <w:r>
@@ -1656,6 +1493,9 @@
         </w:tc>
       </w:tr>
       <w:tr>
+        <w:trPr>
+          <w:cantSplit/>
+        </w:trPr>
         <w:tc>
           <w:tcPr>
             <w:tcW w:type="dxa" w:w="3400"/>
@@ -1675,6 +1515,8 @@
           </w:tcPr>
           <w:p>
             <w:pPr>
+              <w:keepNext/>
+              <w:keepLines/>
               <w:spacing w:after="0"/>
             </w:pPr>
             <w:r>
@@ -1710,6 +1552,8 @@
           </w:tcPr>
           <w:p>
             <w:pPr>
+              <w:keepNext/>
+              <w:keepLines/>
               <w:spacing w:after="0"/>
             </w:pPr>
             <w:r>
@@ -1745,6 +1589,8 @@
           </w:tcPr>
           <w:p>
             <w:pPr>
+              <w:keepNext/>
+              <w:keepLines/>
               <w:spacing w:after="0"/>
             </w:pPr>
             <w:r>
@@ -1763,6 +1609,9 @@
         </w:tc>
       </w:tr>
       <w:tr>
+        <w:trPr>
+          <w:cantSplit/>
+        </w:trPr>
         <w:tc>
           <w:tcPr>
             <w:tcW w:type="dxa" w:w="3400"/>
@@ -1782,6 +1631,8 @@
           </w:tcPr>
           <w:p>
             <w:pPr>
+              <w:keepNext/>
+              <w:keepLines/>
               <w:spacing w:after="0"/>
             </w:pPr>
             <w:r>
@@ -1817,6 +1668,8 @@
           </w:tcPr>
           <w:p>
             <w:pPr>
+              <w:keepNext/>
+              <w:keepLines/>
               <w:spacing w:after="0"/>
             </w:pPr>
             <w:r>
@@ -1852,6 +1705,8 @@
           </w:tcPr>
           <w:p>
             <w:pPr>
+              <w:keepNext/>
+              <w:keepLines/>
               <w:spacing w:after="0"/>
             </w:pPr>
             <w:r>
@@ -1870,6 +1725,9 @@
         </w:tc>
       </w:tr>
       <w:tr>
+        <w:trPr>
+          <w:cantSplit/>
+        </w:trPr>
         <w:tc>
           <w:tcPr>
             <w:tcW w:type="dxa" w:w="3400"/>
@@ -2073,6 +1931,9 @@
         <w:gridCol w:w="9360"/>
       </w:tblGrid>
       <w:tr>
+        <w:trPr>
+          <w:cantSplit/>
+        </w:trPr>
         <w:tc>
           <w:tcPr>
             <w:tcW w:type="dxa" w:w="9360"/>

--- a/public/2026/seq05/FICHE_S5-A06_Atelier3DLaser_5eme.docx
+++ b/public/2026/seq05/FICHE_S5-A06_Atelier3DLaser_5eme.docx
@@ -211,32 +211,6 @@
                 <w:szCs w:val="16"/>
               </w:rPr>
               <w:t xml:space="preserve">ACTIVITÉ N°06</w:t>
-            </w:r>
-          </w:p>
-          <w:p>
-            <w:pPr>
-              <w:spacing w:after="0"/>
-            </w:pPr>
-            <w:r>
-              <w:rPr>
-                <w:rFonts w:ascii="Arial" w:cs="Arial" w:eastAsia="Arial" w:hAnsi="Arial"/>
-                <w:sz w:val="14"/>
-                <w:szCs w:val="14"/>
-              </w:rPr>
-              <w:t xml:space="preserve">NOM : ..............................</w:t>
-            </w:r>
-          </w:p>
-          <w:p>
-            <w:pPr>
-              <w:spacing w:after="0"/>
-            </w:pPr>
-            <w:r>
-              <w:rPr>
-                <w:rFonts w:ascii="Arial" w:cs="Arial" w:eastAsia="Arial" w:hAnsi="Arial"/>
-                <w:sz w:val="14"/>
-                <w:szCs w:val="14"/>
-              </w:rPr>
-              <w:t xml:space="preserve">PRÉNOM : .........................</w:t>
             </w:r>
           </w:p>
         </w:tc>

--- a/public/2026/seq05/FICHE_S5-A06_Atelier3DLaser_5eme.docx
+++ b/public/2026/seq05/FICHE_S5-A06_Atelier3DLaser_5eme.docx
@@ -1528,19 +1528,19 @@
             <w:pPr>
               <w:keepNext/>
               <w:keepLines/>
-              <w:spacing w:after="0"/>
-            </w:pPr>
-            <w:r>
-              <w:rPr>
-                <w:rFonts w:ascii="Arial" w:cs="Arial" w:eastAsia="Arial" w:hAnsi="Arial"/>
-                <w:b w:val="false"/>
-                <w:bCs w:val="false"/>
-                <w:i w:val="false"/>
-                <w:iCs w:val="false"/>
-                <w:sz w:val="24"/>
-                <w:szCs w:val="24"/>
-              </w:rPr>
-              <w:t xml:space="preserve">..........</w:t>
+              <w:spacing w:after="230"/>
+            </w:pPr>
+            <w:r>
+              <w:rPr>
+                <w:rFonts w:ascii="Arial" w:cs="Arial" w:eastAsia="Arial" w:hAnsi="Arial"/>
+                <w:b w:val="false"/>
+                <w:bCs w:val="false"/>
+                <w:i w:val="false"/>
+                <w:iCs w:val="false"/>
+                <w:sz w:val="24"/>
+                <w:szCs w:val="24"/>
+              </w:rPr>
+              <w:t xml:space="preserve">......................................................................................................................................................</w:t>
             </w:r>
           </w:p>
         </w:tc>
@@ -1565,19 +1565,19 @@
             <w:pPr>
               <w:keepNext/>
               <w:keepLines/>
-              <w:spacing w:after="0"/>
-            </w:pPr>
-            <w:r>
-              <w:rPr>
-                <w:rFonts w:ascii="Arial" w:cs="Arial" w:eastAsia="Arial" w:hAnsi="Arial"/>
-                <w:b w:val="false"/>
-                <w:bCs w:val="false"/>
-                <w:i w:val="false"/>
-                <w:iCs w:val="false"/>
-                <w:sz w:val="24"/>
-                <w:szCs w:val="24"/>
-              </w:rPr>
-              <w:t xml:space="preserve">..........</w:t>
+              <w:spacing w:after="230"/>
+            </w:pPr>
+            <w:r>
+              <w:rPr>
+                <w:rFonts w:ascii="Arial" w:cs="Arial" w:eastAsia="Arial" w:hAnsi="Arial"/>
+                <w:b w:val="false"/>
+                <w:bCs w:val="false"/>
+                <w:i w:val="false"/>
+                <w:iCs w:val="false"/>
+                <w:sz w:val="24"/>
+                <w:szCs w:val="24"/>
+              </w:rPr>
+              <w:t xml:space="preserve">......................................................................................................................................................</w:t>
             </w:r>
           </w:p>
         </w:tc>
@@ -1756,19 +1756,19 @@
           </w:tcPr>
           <w:p>
             <w:pPr>
-              <w:spacing w:after="0"/>
-            </w:pPr>
-            <w:r>
-              <w:rPr>
-                <w:rFonts w:ascii="Arial" w:cs="Arial" w:eastAsia="Arial" w:hAnsi="Arial"/>
-                <w:b w:val="false"/>
-                <w:bCs w:val="false"/>
-                <w:i w:val="false"/>
-                <w:iCs w:val="false"/>
-                <w:sz w:val="24"/>
-                <w:szCs w:val="24"/>
-              </w:rPr>
-              <w:t xml:space="preserve">..........</w:t>
+              <w:spacing w:after="230"/>
+            </w:pPr>
+            <w:r>
+              <w:rPr>
+                <w:rFonts w:ascii="Arial" w:cs="Arial" w:eastAsia="Arial" w:hAnsi="Arial"/>
+                <w:b w:val="false"/>
+                <w:bCs w:val="false"/>
+                <w:i w:val="false"/>
+                <w:iCs w:val="false"/>
+                <w:sz w:val="24"/>
+                <w:szCs w:val="24"/>
+              </w:rPr>
+              <w:t xml:space="preserve">......................................................................................................................................................</w:t>
             </w:r>
           </w:p>
         </w:tc>
@@ -1791,19 +1791,19 @@
           </w:tcPr>
           <w:p>
             <w:pPr>
-              <w:spacing w:after="0"/>
-            </w:pPr>
-            <w:r>
-              <w:rPr>
-                <w:rFonts w:ascii="Arial" w:cs="Arial" w:eastAsia="Arial" w:hAnsi="Arial"/>
-                <w:b w:val="false"/>
-                <w:bCs w:val="false"/>
-                <w:i w:val="false"/>
-                <w:iCs w:val="false"/>
-                <w:sz w:val="24"/>
-                <w:szCs w:val="24"/>
-              </w:rPr>
-              <w:t xml:space="preserve">..........</w:t>
+              <w:spacing w:after="230"/>
+            </w:pPr>
+            <w:r>
+              <w:rPr>
+                <w:rFonts w:ascii="Arial" w:cs="Arial" w:eastAsia="Arial" w:hAnsi="Arial"/>
+                <w:b w:val="false"/>
+                <w:bCs w:val="false"/>
+                <w:i w:val="false"/>
+                <w:iCs w:val="false"/>
+                <w:sz w:val="24"/>
+                <w:szCs w:val="24"/>
+              </w:rPr>
+              <w:t xml:space="preserve">......................................................................................................................................................</w:t>
             </w:r>
           </w:p>
         </w:tc>
@@ -1828,7 +1828,7 @@
     </w:p>
     <w:p>
       <w:pPr>
-        <w:spacing w:after="128"/>
+        <w:spacing w:after="230"/>
       </w:pPr>
       <w:r>
         <w:rPr>
@@ -1840,12 +1840,12 @@
           <w:sz w:val="24"/>
           <w:szCs w:val="24"/>
         </w:rPr>
-        <w:t xml:space="preserve">..............................................................................</w:t>
+        <w:t xml:space="preserve">......................................................................................................................................................</w:t>
       </w:r>
     </w:p>
     <w:p>
       <w:pPr>
-        <w:spacing w:after="128"/>
+        <w:spacing w:after="230"/>
       </w:pPr>
       <w:r>
         <w:rPr>
@@ -1857,7 +1857,7 @@
           <w:sz w:val="24"/>
           <w:szCs w:val="24"/>
         </w:rPr>
-        <w:t xml:space="preserve">..............................................................................</w:t>
+        <w:t xml:space="preserve">......................................................................................................................................................</w:t>
       </w:r>
     </w:p>
     <w:p>

--- a/public/2026/seq05/FICHE_S5-A06_Atelier3DLaser_5eme.docx
+++ b/public/2026/seq05/FICHE_S5-A06_Atelier3DLaser_5eme.docx
@@ -345,6 +345,30 @@
         </w:tc>
       </w:tr>
     </w:tbl>
+    <w:p>
+      <w:pPr>
+        <w:keepNext/>
+        <w:spacing w:after="128"/>
+      </w:pPr>
+      <w:r>
+        <w:rPr>
+          <w:rFonts w:ascii="Arial" w:cs="Arial" w:eastAsia="Arial" w:hAnsi="Arial"/>
+          <w:sz w:val="24"/>
+          <w:szCs w:val="24"/>
+          <w:b/>
+          <w:bCs/>
+        </w:rPr>
+        <w:t xml:space="preserve">OBJECTIF — </w:t>
+      </w:r>
+      <w:r>
+        <w:rPr>
+          <w:rFonts w:ascii="Arial" w:cs="Arial" w:eastAsia="Arial" w:hAnsi="Arial"/>
+          <w:sz w:val="24"/>
+          <w:szCs w:val="24"/>
+        </w:rPr>
+        <w:t xml:space="preserve">Tu sauras distinguer l'impression 3D de l'usinage et respecter les règles d'atelier.</w:t>
+      </w:r>
+    </w:p>
     <w:p>
       <w:pPr>
         <w:keepNext/>
@@ -1540,7 +1564,7 @@
                 <w:sz w:val="24"/>
                 <w:szCs w:val="24"/>
               </w:rPr>
-              <w:t xml:space="preserve">......................................................................................................................................................</w:t>
+              <w:t xml:space="preserve">........................................</w:t>
             </w:r>
           </w:p>
         </w:tc>
@@ -1577,7 +1601,7 @@
                 <w:sz w:val="24"/>
                 <w:szCs w:val="24"/>
               </w:rPr>
-              <w:t xml:space="preserve">......................................................................................................................................................</w:t>
+              <w:t xml:space="preserve">.......................................</w:t>
             </w:r>
           </w:p>
         </w:tc>
@@ -1768,7 +1792,7 @@
                 <w:sz w:val="24"/>
                 <w:szCs w:val="24"/>
               </w:rPr>
-              <w:t xml:space="preserve">......................................................................................................................................................</w:t>
+              <w:t xml:space="preserve">........................................</w:t>
             </w:r>
           </w:p>
         </w:tc>
@@ -1803,7 +1827,7 @@
                 <w:sz w:val="24"/>
                 <w:szCs w:val="24"/>
               </w:rPr>
-              <w:t xml:space="preserve">......................................................................................................................................................</w:t>
+              <w:t xml:space="preserve">.......................................</w:t>
             </w:r>
           </w:p>
         </w:tc>
